--- a/离散数学/集合论与图论/集合论与图论（上）课后习题/第11讲测验.docx
+++ b/离散数学/集合论与图论/集合论与图论（上）课后习题/第11讲测验.docx
@@ -54,7 +54,7 @@
                     <pic:cNvPicPr/>
                   </pic:nvPicPr>
                   <pic:blipFill>
-                    <a:blip r:embed="rId6"/>
+                    <a:blip r:embed="rId8"/>
                     <a:stretch>
                       <a:fillRect/>
                     </a:stretch>
@@ -110,7 +110,7 @@
                     <pic:cNvPicPr/>
                   </pic:nvPicPr>
                   <pic:blipFill>
-                    <a:blip r:embed="rId7"/>
+                    <a:blip r:embed="rId9"/>
                     <a:stretch>
                       <a:fillRect/>
                     </a:stretch>
@@ -166,7 +166,7 @@
                     <pic:cNvPicPr/>
                   </pic:nvPicPr>
                   <pic:blipFill>
-                    <a:blip r:embed="rId8"/>
+                    <a:blip r:embed="rId10"/>
                     <a:stretch>
                       <a:fillRect/>
                     </a:stretch>
@@ -222,7 +222,7 @@
                     <pic:cNvPicPr/>
                   </pic:nvPicPr>
                   <pic:blipFill>
-                    <a:blip r:embed="rId9"/>
+                    <a:blip r:embed="rId11"/>
                     <a:stretch>
                       <a:fillRect/>
                     </a:stretch>
@@ -247,6 +247,7 @@
       <w:pPr>
         <w:spacing w:line="360" w:lineRule="auto"/>
         <w:rPr>
+          <w:rFonts w:hint="eastAsia"/>
           <w:highlight w:val="yellow"/>
         </w:rPr>
       </w:pPr>
@@ -265,6 +266,7 @@
         </w:numPr>
         <w:spacing w:line="360" w:lineRule="auto"/>
         <w:rPr>
+          <w:rFonts w:hint="eastAsia"/>
           <w:highlight w:val="yellow"/>
           <w:lang w:eastAsia="zh-CN"/>
         </w:rPr>
@@ -287,7 +289,7 @@
         <w:spacing w:after="180" w:line="390" w:lineRule="atLeast"/>
         <w:textAlignment w:val="baseline"/>
         <w:rPr>
-          <w:rFonts w:ascii="inherit" w:hAnsi="inherit" w:cs="Segoe UI"/>
+          <w:rFonts w:ascii="inherit" w:hAnsi="inherit" w:cs="Segoe UI" w:hint="eastAsia"/>
           <w:color w:val="auto"/>
           <w:sz w:val="24"/>
           <w:szCs w:val="24"/>
@@ -328,7 +330,7 @@
         <w:spacing w:after="180" w:line="390" w:lineRule="atLeast"/>
         <w:textAlignment w:val="baseline"/>
         <w:rPr>
-          <w:rFonts w:ascii="inherit" w:hAnsi="inherit" w:cs="Segoe UI"/>
+          <w:rFonts w:ascii="inherit" w:hAnsi="inherit" w:cs="Segoe UI" w:hint="eastAsia"/>
           <w:color w:val="auto"/>
           <w:sz w:val="24"/>
           <w:szCs w:val="24"/>
@@ -369,7 +371,7 @@
         <w:spacing w:after="180" w:line="390" w:lineRule="atLeast"/>
         <w:textAlignment w:val="baseline"/>
         <w:rPr>
-          <w:rFonts w:ascii="inherit" w:hAnsi="inherit" w:cs="Segoe UI"/>
+          <w:rFonts w:ascii="inherit" w:hAnsi="inherit" w:cs="Segoe UI" w:hint="eastAsia"/>
           <w:b/>
           <w:bCs/>
           <w:color w:val="auto"/>
@@ -516,9 +518,13 @@
         <w:spacing w:line="360" w:lineRule="auto"/>
         <w:rPr>
           <w:rFonts w:hint="eastAsia"/>
+          <w:lang w:eastAsia="zh-CN"/>
         </w:rPr>
       </w:pPr>
       <w:r>
+        <w:rPr>
+          <w:lang w:eastAsia="zh-CN"/>
+        </w:rPr>
         <w:t>A,{(p,q)|p,q为整数}</w:t>
       </w:r>
     </w:p>
@@ -527,9 +533,13 @@
         <w:spacing w:line="360" w:lineRule="auto"/>
         <w:rPr>
           <w:rFonts w:hint="eastAsia"/>
+          <w:lang w:eastAsia="zh-CN"/>
         </w:rPr>
       </w:pPr>
       <w:r>
+        <w:rPr>
+          <w:lang w:eastAsia="zh-CN"/>
+        </w:rPr>
         <w:t>B,{(n,n+1)|n为整数}</w:t>
       </w:r>
     </w:p>
@@ -567,6 +577,7 @@
       <w:pPr>
         <w:spacing w:line="360" w:lineRule="auto"/>
         <w:rPr>
+          <w:rFonts w:hint="eastAsia"/>
           <w:lang w:eastAsia="zh-CN"/>
         </w:rPr>
       </w:pPr>
@@ -636,6 +647,7 @@
       <w:pPr>
         <w:spacing w:line="360" w:lineRule="auto"/>
         <w:rPr>
+          <w:rFonts w:hint="eastAsia"/>
           <w:lang w:eastAsia="zh-CN"/>
         </w:rPr>
       </w:pPr>
@@ -710,6 +722,7 @@
       <w:pPr>
         <w:spacing w:line="360" w:lineRule="auto"/>
         <w:rPr>
+          <w:rFonts w:hint="eastAsia"/>
           <w:highlight w:val="yellow"/>
           <w:lang w:eastAsia="zh-CN"/>
         </w:rPr>
@@ -726,6 +739,7 @@
       <w:pPr>
         <w:spacing w:line="360" w:lineRule="auto"/>
         <w:rPr>
+          <w:rFonts w:hint="eastAsia"/>
           <w:highlight w:val="yellow"/>
           <w:lang w:eastAsia="zh-CN"/>
         </w:rPr>
@@ -742,6 +756,7 @@
       <w:pPr>
         <w:spacing w:line="360" w:lineRule="auto"/>
         <w:rPr>
+          <w:rFonts w:hint="eastAsia"/>
           <w:highlight w:val="yellow"/>
           <w:lang w:eastAsia="zh-CN"/>
         </w:rPr>
@@ -799,6 +814,7 @@
       <w:pPr>
         <w:spacing w:line="360" w:lineRule="auto"/>
         <w:rPr>
+          <w:rFonts w:hint="eastAsia"/>
           <w:b/>
           <w:bCs/>
           <w:highlight w:val="yellow"/>
@@ -842,6 +858,7 @@
       <w:pPr>
         <w:spacing w:line="360" w:lineRule="auto"/>
         <w:rPr>
+          <w:rFonts w:hint="eastAsia"/>
           <w:lang w:eastAsia="zh-CN"/>
         </w:rPr>
       </w:pPr>
@@ -896,7 +913,7 @@
                     <pic:cNvPicPr/>
                   </pic:nvPicPr>
                   <pic:blipFill>
-                    <a:blip r:embed="rId10"/>
+                    <a:blip r:embed="rId12"/>
                     <a:stretch>
                       <a:fillRect/>
                     </a:stretch>
@@ -942,7 +959,7 @@
                     <pic:cNvPicPr/>
                   </pic:nvPicPr>
                   <pic:blipFill>
-                    <a:blip r:embed="rId11"/>
+                    <a:blip r:embed="rId13"/>
                     <a:stretch>
                       <a:fillRect/>
                     </a:stretch>
@@ -988,7 +1005,7 @@
                     <pic:cNvPicPr/>
                   </pic:nvPicPr>
                   <pic:blipFill>
-                    <a:blip r:embed="rId12"/>
+                    <a:blip r:embed="rId14"/>
                     <a:stretch>
                       <a:fillRect/>
                     </a:stretch>
@@ -1040,6 +1057,9 @@
     <w:p>
       <w:pPr>
         <w:spacing w:line="360" w:lineRule="auto"/>
+        <w:rPr>
+          <w:rFonts w:hint="eastAsia"/>
+        </w:rPr>
       </w:pPr>
       <w:r>
         <w:t>答案:A</w:t>
@@ -1088,7 +1108,7 @@
                     <pic:cNvPicPr/>
                   </pic:nvPicPr>
                   <pic:blipFill>
-                    <a:blip r:embed="rId13"/>
+                    <a:blip r:embed="rId15"/>
                     <a:stretch>
                       <a:fillRect/>
                     </a:stretch>
@@ -1140,12 +1160,128 @@
     <w:p>
       <w:pPr>
         <w:spacing w:line="360" w:lineRule="auto"/>
+      </w:pPr>
+      <w:r>
+        <w:t>答案:A</w:t>
+      </w:r>
+    </w:p>
+    <w:p>
+      <w:pPr>
+        <w:spacing w:line="360" w:lineRule="auto"/>
+        <w:rPr>
+          <w:lang w:eastAsia="zh-CN"/>
+        </w:rPr>
+      </w:pPr>
+    </w:p>
+    <w:p>
+      <w:pPr>
+        <w:spacing w:line="360" w:lineRule="auto"/>
+        <w:rPr>
+          <w:lang w:eastAsia="zh-CN"/>
+        </w:rPr>
+      </w:pPr>
+      <w:r>
+        <w:rPr>
+          <w:lang w:eastAsia="zh-CN"/>
+        </w:rPr>
+        <w:drawing>
+          <wp:inline distT="0" distB="0" distL="0" distR="0" wp14:anchorId="0F0F2078" wp14:editId="00E2DDD2">
+            <wp:extent cx="5486400" cy="2074545"/>
+            <wp:effectExtent l="0" t="0" r="0" b="1905"/>
+            <wp:docPr id="904360560" name="图片 1"/>
+            <wp:cNvGraphicFramePr>
+              <a:graphicFrameLocks xmlns:a="http://schemas.openxmlformats.org/drawingml/2006/main" noChangeAspect="1"/>
+            </wp:cNvGraphicFramePr>
+            <a:graphic xmlns:a="http://schemas.openxmlformats.org/drawingml/2006/main">
+              <a:graphicData uri="http://schemas.openxmlformats.org/drawingml/2006/picture">
+                <pic:pic xmlns:pic="http://schemas.openxmlformats.org/drawingml/2006/picture">
+                  <pic:nvPicPr>
+                    <pic:cNvPr id="904360560" name=""/>
+                    <pic:cNvPicPr/>
+                  </pic:nvPicPr>
+                  <pic:blipFill>
+                    <a:blip r:embed="rId16"/>
+                    <a:stretch>
+                      <a:fillRect/>
+                    </a:stretch>
+                  </pic:blipFill>
+                  <pic:spPr>
+                    <a:xfrm>
+                      <a:off x="0" y="0"/>
+                      <a:ext cx="5486400" cy="2074545"/>
+                    </a:xfrm>
+                    <a:prstGeom prst="rect">
+                      <a:avLst/>
+                    </a:prstGeom>
+                  </pic:spPr>
+                </pic:pic>
+              </a:graphicData>
+            </a:graphic>
+          </wp:inline>
+        </w:drawing>
+      </w:r>
+    </w:p>
+    <w:p>
+      <w:pPr>
+        <w:spacing w:line="360" w:lineRule="auto"/>
+        <w:rPr>
+          <w:lang w:eastAsia="zh-CN"/>
+        </w:rPr>
+      </w:pPr>
+      <w:r>
+        <w:rPr>
+          <w:lang w:eastAsia="zh-CN"/>
+        </w:rPr>
+        <w:drawing>
+          <wp:inline distT="0" distB="0" distL="0" distR="0" wp14:anchorId="6D18280B" wp14:editId="2E5141B2">
+            <wp:extent cx="2762250" cy="2403453"/>
+            <wp:effectExtent l="0" t="0" r="0" b="0"/>
+            <wp:docPr id="1017074268" name="图片 1"/>
+            <wp:cNvGraphicFramePr>
+              <a:graphicFrameLocks xmlns:a="http://schemas.openxmlformats.org/drawingml/2006/main" noChangeAspect="1"/>
+            </wp:cNvGraphicFramePr>
+            <a:graphic xmlns:a="http://schemas.openxmlformats.org/drawingml/2006/main">
+              <a:graphicData uri="http://schemas.openxmlformats.org/drawingml/2006/picture">
+                <pic:pic xmlns:pic="http://schemas.openxmlformats.org/drawingml/2006/picture">
+                  <pic:nvPicPr>
+                    <pic:cNvPr id="1017074268" name=""/>
+                    <pic:cNvPicPr/>
+                  </pic:nvPicPr>
+                  <pic:blipFill>
+                    <a:blip r:embed="rId17"/>
+                    <a:stretch>
+                      <a:fillRect/>
+                    </a:stretch>
+                  </pic:blipFill>
+                  <pic:spPr>
+                    <a:xfrm>
+                      <a:off x="0" y="0"/>
+                      <a:ext cx="2768165" cy="2408599"/>
+                    </a:xfrm>
+                    <a:prstGeom prst="rect">
+                      <a:avLst/>
+                    </a:prstGeom>
+                  </pic:spPr>
+                </pic:pic>
+              </a:graphicData>
+            </a:graphic>
+          </wp:inline>
+        </w:drawing>
+      </w:r>
+    </w:p>
+    <w:p>
+      <w:pPr>
+        <w:spacing w:line="360" w:lineRule="auto"/>
         <w:rPr>
           <w:rFonts w:hint="eastAsia"/>
+          <w:lang w:eastAsia="zh-CN"/>
         </w:rPr>
       </w:pPr>
       <w:r>
-        <w:t>答案:A</w:t>
+        <w:rPr>
+          <w:lang w:eastAsia="zh-CN"/>
+        </w:rPr>
+        <w:t>任何集合的幂集基数严格大于原集合，因此无穷可数集的幂集必不可数</w:t>
       </w:r>
     </w:p>
     <w:sectPr>
@@ -1156,6 +1292,68 @@
     </w:sectPr>
   </w:body>
 </w:document>
+</file>
+
+<file path=word/endnotes.xml><?xml version="1.0" encoding="utf-8"?>
+<w:endnotes xmlns:wpc="http://schemas.microsoft.com/office/word/2010/wordprocessingCanvas" xmlns:cx="http://schemas.microsoft.com/office/drawing/2014/chartex" xmlns:cx1="http://schemas.microsoft.com/office/drawing/2015/9/8/chartex" xmlns:cx2="http://schemas.microsoft.com/office/drawing/2015/10/21/chartex" xmlns:cx3="http://schemas.microsoft.com/office/drawing/2016/5/9/chartex" xmlns:cx4="http://schemas.microsoft.com/office/drawing/2016/5/10/chartex" xmlns:cx5="http://schemas.microsoft.com/office/drawing/2016/5/11/chartex" xmlns:cx6="http://schemas.microsoft.com/office/drawing/2016/5/12/chartex" xmlns:cx7="http://schemas.microsoft.com/office/drawing/2016/5/13/chartex" xmlns:cx8="http://schemas.microsoft.com/office/drawing/2016/5/14/chartex" xmlns:mc="http://schemas.openxmlformats.org/markup-compatibility/2006" xmlns:aink="http://schemas.microsoft.com/office/drawing/2016/ink" xmlns:am3d="http://schemas.microsoft.com/office/drawing/2017/model3d" xmlns:o="urn:schemas-microsoft-com:office:office" xmlns:oel="http://schemas.microsoft.com/office/2019/extlst" xmlns:r="http://schemas.openxmlformats.org/officeDocument/2006/relationships" xmlns:m="http://schemas.openxmlformats.org/officeDocument/2006/math" xmlns:v="urn:schemas-microsoft-com:vml" xmlns:wp14="http://schemas.microsoft.com/office/word/2010/wordprocessingDrawing" xmlns:wp="http://schemas.openxmlformats.org/drawingml/2006/wordprocessingDrawing" xmlns:w10="urn:schemas-microsoft-com:office:word" xmlns:w="http://schemas.openxmlformats.org/wordprocessingml/2006/main" xmlns:w14="http://schemas.microsoft.com/office/word/2010/wordml" xmlns:w15="http://schemas.microsoft.com/office/word/2012/wordml" xmlns:w16cex="http://schemas.microsoft.com/office/word/2018/wordml/cex" xmlns:w16cid="http://schemas.microsoft.com/office/word/2016/wordml/cid" xmlns:w16="http://schemas.microsoft.com/office/word/2018/wordml" xmlns:w16du="http://schemas.microsoft.com/office/word/2023/wordml/word16du" xmlns:w16sdtdh="http://schemas.microsoft.com/office/word/2020/wordml/sdtdatahash" xmlns:w16sdtfl="http://schemas.microsoft.com/office/word/2024/wordml/sdtformatlock" xmlns:w16se="http://schemas.microsoft.com/office/word/2015/wordml/symex" xmlns:wpg="http://schemas.microsoft.com/office/word/2010/wordprocessingGroup" xmlns:wpi="http://schemas.microsoft.com/office/word/2010/wordprocessingInk" xmlns:wne="http://schemas.microsoft.com/office/word/2006/wordml" xmlns:wps="http://schemas.microsoft.com/office/word/2010/wordprocessingShape" mc:Ignorable="w14 w15 w16se w16cid w16 w16cex w16sdtdh w16sdtfl w16du wp14">
+  <w:endnote w:type="separator" w:id="-1">
+    <w:p>
+      <w:pPr>
+        <w:spacing w:after="0" w:line="240" w:lineRule="auto"/>
+        <w:rPr>
+          <w:rFonts w:hint="eastAsia"/>
+        </w:rPr>
+      </w:pPr>
+      <w:r>
+        <w:separator/>
+      </w:r>
+    </w:p>
+  </w:endnote>
+  <w:endnote w:type="continuationSeparator" w:id="0">
+    <w:p>
+      <w:pPr>
+        <w:spacing w:after="0" w:line="240" w:lineRule="auto"/>
+        <w:rPr>
+          <w:rFonts w:hint="eastAsia"/>
+        </w:rPr>
+      </w:pPr>
+      <w:r>
+        <w:continuationSeparator/>
+      </w:r>
+    </w:p>
+  </w:endnote>
+</w:endnotes>
+</file>
+
+<file path=word/footnotes.xml><?xml version="1.0" encoding="utf-8"?>
+<w:footnotes xmlns:wpc="http://schemas.microsoft.com/office/word/2010/wordprocessingCanvas" xmlns:cx="http://schemas.microsoft.com/office/drawing/2014/chartex" xmlns:cx1="http://schemas.microsoft.com/office/drawing/2015/9/8/chartex" xmlns:cx2="http://schemas.microsoft.com/office/drawing/2015/10/21/chartex" xmlns:cx3="http://schemas.microsoft.com/office/drawing/2016/5/9/chartex" xmlns:cx4="http://schemas.microsoft.com/office/drawing/2016/5/10/chartex" xmlns:cx5="http://schemas.microsoft.com/office/drawing/2016/5/11/chartex" xmlns:cx6="http://schemas.microsoft.com/office/drawing/2016/5/12/chartex" xmlns:cx7="http://schemas.microsoft.com/office/drawing/2016/5/13/chartex" xmlns:cx8="http://schemas.microsoft.com/office/drawing/2016/5/14/chartex" xmlns:mc="http://schemas.openxmlformats.org/markup-compatibility/2006" xmlns:aink="http://schemas.microsoft.com/office/drawing/2016/ink" xmlns:am3d="http://schemas.microsoft.com/office/drawing/2017/model3d" xmlns:o="urn:schemas-microsoft-com:office:office" xmlns:oel="http://schemas.microsoft.com/office/2019/extlst" xmlns:r="http://schemas.openxmlformats.org/officeDocument/2006/relationships" xmlns:m="http://schemas.openxmlformats.org/officeDocument/2006/math" xmlns:v="urn:schemas-microsoft-com:vml" xmlns:wp14="http://schemas.microsoft.com/office/word/2010/wordprocessingDrawing" xmlns:wp="http://schemas.openxmlformats.org/drawingml/2006/wordprocessingDrawing" xmlns:w10="urn:schemas-microsoft-com:office:word" xmlns:w="http://schemas.openxmlformats.org/wordprocessingml/2006/main" xmlns:w14="http://schemas.microsoft.com/office/word/2010/wordml" xmlns:w15="http://schemas.microsoft.com/office/word/2012/wordml" xmlns:w16cex="http://schemas.microsoft.com/office/word/2018/wordml/cex" xmlns:w16cid="http://schemas.microsoft.com/office/word/2016/wordml/cid" xmlns:w16="http://schemas.microsoft.com/office/word/2018/wordml" xmlns:w16du="http://schemas.microsoft.com/office/word/2023/wordml/word16du" xmlns:w16sdtdh="http://schemas.microsoft.com/office/word/2020/wordml/sdtdatahash" xmlns:w16sdtfl="http://schemas.microsoft.com/office/word/2024/wordml/sdtformatlock" xmlns:w16se="http://schemas.microsoft.com/office/word/2015/wordml/symex" xmlns:wpg="http://schemas.microsoft.com/office/word/2010/wordprocessingGroup" xmlns:wpi="http://schemas.microsoft.com/office/word/2010/wordprocessingInk" xmlns:wne="http://schemas.microsoft.com/office/word/2006/wordml" xmlns:wps="http://schemas.microsoft.com/office/word/2010/wordprocessingShape" mc:Ignorable="w14 w15 w16se w16cid w16 w16cex w16sdtdh w16sdtfl w16du wp14">
+  <w:footnote w:type="separator" w:id="-1">
+    <w:p>
+      <w:pPr>
+        <w:spacing w:after="0" w:line="240" w:lineRule="auto"/>
+        <w:rPr>
+          <w:rFonts w:hint="eastAsia"/>
+        </w:rPr>
+      </w:pPr>
+      <w:r>
+        <w:separator/>
+      </w:r>
+    </w:p>
+  </w:footnote>
+  <w:footnote w:type="continuationSeparator" w:id="0">
+    <w:p>
+      <w:pPr>
+        <w:spacing w:after="0" w:line="240" w:lineRule="auto"/>
+        <w:rPr>
+          <w:rFonts w:hint="eastAsia"/>
+        </w:rPr>
+      </w:pPr>
+      <w:r>
+        <w:continuationSeparator/>
+      </w:r>
+    </w:p>
+  </w:footnote>
+</w:footnotes>
 </file>
 
 <file path=word/numbering.xml><?xml version="1.0" encoding="utf-8"?>

--- a/离散数学/集合论与图论/集合论与图论（上）课后习题/第11讲测验.docx
+++ b/离散数学/集合论与图论/集合论与图论（上）课后习题/第11讲测验.docx
@@ -251,12 +251,14 @@
           <w:highlight w:val="yellow"/>
         </w:rPr>
       </w:pPr>
+      <w:proofErr w:type="spellStart"/>
       <w:r>
         <w:rPr>
           <w:highlight w:val="yellow"/>
         </w:rPr>
         <w:t>答案:C</w:t>
       </w:r>
+      <w:proofErr w:type="spellEnd"/>
     </w:p>
     <w:p>
       <w:pPr>
@@ -525,7 +527,35 @@
         <w:rPr>
           <w:lang w:eastAsia="zh-CN"/>
         </w:rPr>
-        <w:t>A,{(p,q)|p,q为整数}</w:t>
+        <w:t>A,{(</w:t>
+      </w:r>
+      <w:proofErr w:type="spellStart"/>
+      <w:r>
+        <w:rPr>
+          <w:lang w:eastAsia="zh-CN"/>
+        </w:rPr>
+        <w:t>p,q</w:t>
+      </w:r>
+      <w:proofErr w:type="spellEnd"/>
+      <w:r>
+        <w:rPr>
+          <w:lang w:eastAsia="zh-CN"/>
+        </w:rPr>
+        <w:t>)|</w:t>
+      </w:r>
+      <w:proofErr w:type="spellStart"/>
+      <w:r>
+        <w:rPr>
+          <w:lang w:eastAsia="zh-CN"/>
+        </w:rPr>
+        <w:t>p,q</w:t>
+      </w:r>
+      <w:proofErr w:type="spellEnd"/>
+      <w:r>
+        <w:rPr>
+          <w:lang w:eastAsia="zh-CN"/>
+        </w:rPr>
+        <w:t>为整数}</w:t>
       </w:r>
     </w:p>
     <w:p>
@@ -555,7 +585,35 @@
         <w:rPr>
           <w:lang w:eastAsia="zh-CN"/>
         </w:rPr>
-        <w:t>C,{(p,q)|p,q为有理数}</w:t>
+        <w:t>C,{(</w:t>
+      </w:r>
+      <w:proofErr w:type="spellStart"/>
+      <w:r>
+        <w:rPr>
+          <w:lang w:eastAsia="zh-CN"/>
+        </w:rPr>
+        <w:t>p,q</w:t>
+      </w:r>
+      <w:proofErr w:type="spellEnd"/>
+      <w:r>
+        <w:rPr>
+          <w:lang w:eastAsia="zh-CN"/>
+        </w:rPr>
+        <w:t>)|</w:t>
+      </w:r>
+      <w:proofErr w:type="spellStart"/>
+      <w:r>
+        <w:rPr>
+          <w:lang w:eastAsia="zh-CN"/>
+        </w:rPr>
+        <w:t>p,q</w:t>
+      </w:r>
+      <w:proofErr w:type="spellEnd"/>
+      <w:r>
+        <w:rPr>
+          <w:lang w:eastAsia="zh-CN"/>
+        </w:rPr>
+        <w:t>为有理数}</w:t>
       </w:r>
     </w:p>
     <w:p>
@@ -884,11 +942,13 @@
         <w:spacing w:line="360" w:lineRule="auto"/>
         <w:rPr>
           <w:rFonts w:hint="eastAsia"/>
+          <w:highlight w:val="yellow"/>
           <w:lang w:eastAsia="zh-CN"/>
         </w:rPr>
       </w:pPr>
       <w:r>
         <w:rPr>
+          <w:highlight w:val="yellow"/>
           <w:lang w:eastAsia="zh-CN"/>
         </w:rPr>
         <w:t>5,设</w:t>
@@ -896,6 +956,7 @@
       <w:r>
         <w:rPr>
           <w:noProof/>
+          <w:highlight w:val="yellow"/>
         </w:rPr>
         <w:drawing>
           <wp:inline distT="0" distB="0" distL="0" distR="0" wp14:anchorId="16129188" wp14:editId="6165DC68">
@@ -935,6 +996,7 @@
       </w:r>
       <w:r>
         <w:rPr>
+          <w:highlight w:val="yellow"/>
           <w:lang w:eastAsia="zh-CN"/>
         </w:rPr>
         <w:t>为集序列，每个</w:t>
@@ -942,6 +1004,7 @@
       <w:r>
         <w:rPr>
           <w:noProof/>
+          <w:highlight w:val="yellow"/>
         </w:rPr>
         <w:drawing>
           <wp:inline distT="0" distB="0" distL="0" distR="0" wp14:anchorId="1BC55EFF" wp14:editId="7DDA0E9C">
@@ -981,6 +1044,7 @@
       </w:r>
       <w:r>
         <w:rPr>
+          <w:highlight w:val="yellow"/>
           <w:lang w:eastAsia="zh-CN"/>
         </w:rPr>
         <w:t>，则</w:t>
@@ -988,6 +1052,7 @@
       <w:r>
         <w:rPr>
           <w:noProof/>
+          <w:highlight w:val="yellow"/>
         </w:rPr>
         <w:drawing>
           <wp:inline distT="0" distB="0" distL="0" distR="0" wp14:anchorId="316F7CCB" wp14:editId="1D1356FB">
@@ -1027,6 +1092,7 @@
       </w:r>
       <w:r>
         <w:rPr>
+          <w:highlight w:val="yellow"/>
           <w:lang w:eastAsia="zh-CN"/>
         </w:rPr>
         <w:t>与[0,1]对等。</w:t>
@@ -1037,11 +1103,34 @@
         <w:spacing w:line="360" w:lineRule="auto"/>
         <w:rPr>
           <w:rFonts w:hint="eastAsia"/>
+          <w:highlight w:val="yellow"/>
         </w:rPr>
       </w:pPr>
+      <w:proofErr w:type="spellStart"/>
       <w:r>
+        <w:rPr>
+          <w:highlight w:val="yellow"/>
+        </w:rPr>
         <w:t>A,正确</w:t>
       </w:r>
+      <w:proofErr w:type="spellEnd"/>
+    </w:p>
+    <w:p>
+      <w:pPr>
+        <w:spacing w:line="360" w:lineRule="auto"/>
+        <w:rPr>
+          <w:rFonts w:hint="eastAsia"/>
+          <w:highlight w:val="yellow"/>
+        </w:rPr>
+      </w:pPr>
+      <w:proofErr w:type="spellStart"/>
+      <w:r>
+        <w:rPr>
+          <w:highlight w:val="yellow"/>
+        </w:rPr>
+        <w:t>B,错误</w:t>
+      </w:r>
+      <w:proofErr w:type="spellEnd"/>
     </w:p>
     <w:p>
       <w:pPr>
@@ -1050,20 +1139,14 @@
           <w:rFonts w:hint="eastAsia"/>
         </w:rPr>
       </w:pPr>
+      <w:proofErr w:type="spellStart"/>
       <w:r>
-        <w:t>B,错误</w:t>
-      </w:r>
-    </w:p>
-    <w:p>
-      <w:pPr>
-        <w:spacing w:line="360" w:lineRule="auto"/>
         <w:rPr>
-          <w:rFonts w:hint="eastAsia"/>
+          <w:highlight w:val="yellow"/>
         </w:rPr>
-      </w:pPr>
-      <w:r>
         <w:t>答案:A</w:t>
       </w:r>
+      <w:proofErr w:type="spellEnd"/>
     </w:p>
     <w:p>
       <w:pPr>
@@ -1142,9 +1225,11 @@
           <w:rFonts w:hint="eastAsia"/>
         </w:rPr>
       </w:pPr>
+      <w:proofErr w:type="spellStart"/>
       <w:r>
         <w:t>A,正确</w:t>
       </w:r>
+      <w:proofErr w:type="spellEnd"/>
     </w:p>
     <w:p>
       <w:pPr>
@@ -1153,22 +1238,30 @@
           <w:rFonts w:hint="eastAsia"/>
         </w:rPr>
       </w:pPr>
+      <w:proofErr w:type="spellStart"/>
       <w:r>
         <w:t>B,错误</w:t>
       </w:r>
+      <w:proofErr w:type="spellEnd"/>
     </w:p>
     <w:p>
       <w:pPr>
         <w:spacing w:line="360" w:lineRule="auto"/>
-      </w:pPr>
+        <w:rPr>
+          <w:rFonts w:hint="eastAsia"/>
+        </w:rPr>
+      </w:pPr>
+      <w:proofErr w:type="spellStart"/>
       <w:r>
         <w:t>答案:A</w:t>
       </w:r>
+      <w:proofErr w:type="spellEnd"/>
     </w:p>
     <w:p>
       <w:pPr>
         <w:spacing w:line="360" w:lineRule="auto"/>
         <w:rPr>
+          <w:rFonts w:hint="eastAsia"/>
           <w:lang w:eastAsia="zh-CN"/>
         </w:rPr>
       </w:pPr>
@@ -1177,11 +1270,13 @@
       <w:pPr>
         <w:spacing w:line="360" w:lineRule="auto"/>
         <w:rPr>
+          <w:rFonts w:hint="eastAsia"/>
           <w:lang w:eastAsia="zh-CN"/>
         </w:rPr>
       </w:pPr>
       <w:r>
         <w:rPr>
+          <w:noProof/>
           <w:lang w:eastAsia="zh-CN"/>
         </w:rPr>
         <w:drawing>
@@ -1225,11 +1320,13 @@
       <w:pPr>
         <w:spacing w:line="360" w:lineRule="auto"/>
         <w:rPr>
+          <w:rFonts w:hint="eastAsia"/>
           <w:lang w:eastAsia="zh-CN"/>
         </w:rPr>
       </w:pPr>
       <w:r>
         <w:rPr>
+          <w:noProof/>
           <w:lang w:eastAsia="zh-CN"/>
         </w:rPr>
         <w:drawing>
@@ -2774,6 +2871,7 @@
   <w:style w:type="character" w:default="1" w:styleId="a2">
     <w:name w:val="Default Paragraph Font"/>
     <w:uiPriority w:val="1"/>
+    <w:semiHidden/>
     <w:unhideWhenUsed/>
   </w:style>
   <w:style w:type="table" w:default="1" w:styleId="a3">

--- a/离散数学/集合论与图论/集合论与图论（上）课后习题/第11讲测验.docx
+++ b/离散数学/集合论与图论/集合论与图论（上）课后习题/第11讲测验.docx
@@ -380,6 +380,7 @@
           <w:sz w:val="24"/>
           <w:szCs w:val="24"/>
           <w:highlight w:val="yellow"/>
+          <w:u w:val="single"/>
           <w:lang w:eastAsia="zh-CN"/>
         </w:rPr>
       </w:pPr>
@@ -392,6 +393,7 @@
           <w:sz w:val="24"/>
           <w:szCs w:val="24"/>
           <w:highlight w:val="yellow"/>
+          <w:u w:val="single"/>
           <w:lang w:eastAsia="zh-CN"/>
         </w:rPr>
         <w:t>Q</w:t>
@@ -405,6 +407,7 @@
           <w:sz w:val="24"/>
           <w:szCs w:val="24"/>
           <w:highlight w:val="yellow"/>
+          <w:u w:val="single"/>
           <w:lang w:eastAsia="zh-CN"/>
         </w:rPr>
         <w:t>是有理数集，是可数无穷集</w:t>
@@ -418,6 +421,7 @@
           <w:sz w:val="24"/>
           <w:szCs w:val="24"/>
           <w:highlight w:val="yellow"/>
+          <w:u w:val="single"/>
           <w:lang w:eastAsia="zh-CN"/>
         </w:rPr>
         <w:t xml:space="preserve"> (</w:t>
@@ -431,6 +435,7 @@
           <w:sz w:val="24"/>
           <w:szCs w:val="24"/>
           <w:highlight w:val="yellow"/>
+          <w:u w:val="single"/>
           <w:lang w:eastAsia="zh-CN"/>
         </w:rPr>
         <w:t>和</w:t>
@@ -444,6 +449,7 @@
           <w:sz w:val="24"/>
           <w:szCs w:val="24"/>
           <w:highlight w:val="yellow"/>
+          <w:u w:val="single"/>
           <w:lang w:eastAsia="zh-CN"/>
         </w:rPr>
         <w:t>Z</w:t>
@@ -457,6 +463,7 @@
           <w:sz w:val="24"/>
           <w:szCs w:val="24"/>
           <w:highlight w:val="yellow"/>
+          <w:u w:val="single"/>
           <w:lang w:eastAsia="zh-CN"/>
         </w:rPr>
         <w:t>同理</w:t>
@@ -470,6 +477,7 @@
           <w:sz w:val="24"/>
           <w:szCs w:val="24"/>
           <w:highlight w:val="yellow"/>
+          <w:u w:val="single"/>
           <w:lang w:eastAsia="zh-CN"/>
         </w:rPr>
         <w:t>)</w:t>
@@ -799,12 +807,14 @@
         <w:rPr>
           <w:rFonts w:hint="eastAsia"/>
           <w:highlight w:val="yellow"/>
+          <w:u w:val="single"/>
           <w:lang w:eastAsia="zh-CN"/>
         </w:rPr>
       </w:pPr>
       <w:r>
         <w:rPr>
           <w:highlight w:val="yellow"/>
+          <w:u w:val="single"/>
           <w:lang w:eastAsia="zh-CN"/>
         </w:rPr>
         <w:t>这看似违反直觉——平面明明"更大"啊！</w:t>
@@ -816,12 +826,14 @@
         <w:rPr>
           <w:rFonts w:hint="eastAsia"/>
           <w:highlight w:val="yellow"/>
+          <w:u w:val="single"/>
           <w:lang w:eastAsia="zh-CN"/>
         </w:rPr>
       </w:pPr>
       <w:r>
         <w:rPr>
           <w:highlight w:val="yellow"/>
+          <w:u w:val="single"/>
           <w:lang w:eastAsia="zh-CN"/>
         </w:rPr>
         <w:t>但关键在于</w:t>
@@ -831,6 +843,7 @@
           <w:b/>
           <w:bCs/>
           <w:highlight w:val="yellow"/>
+          <w:u w:val="single"/>
           <w:lang w:eastAsia="zh-CN"/>
         </w:rPr>
         <w:t>R ~ R²</w:t>
@@ -838,6 +851,7 @@
       <w:r>
         <w:rPr>
           <w:highlight w:val="yellow"/>
+          <w:u w:val="single"/>
           <w:lang w:eastAsia="zh-CN"/>
         </w:rPr>
         <w:t>：</w:t>
@@ -847,6 +861,7 @@
           <w:b/>
           <w:bCs/>
           <w:highlight w:val="yellow"/>
+          <w:u w:val="single"/>
           <w:lang w:eastAsia="zh-CN"/>
         </w:rPr>
         <w:t>无穷集合的大小比较与有限集合不同</w:t>
@@ -854,6 +869,7 @@
       <w:r>
         <w:rPr>
           <w:highlight w:val="yellow"/>
+          <w:u w:val="single"/>
           <w:lang w:eastAsia="zh-CN"/>
         </w:rPr>
         <w:t>。我们不能用"面积"或"维度"来衡量无穷集合的"大小"，而要看能否建立</w:t>
@@ -863,6 +879,7 @@
           <w:b/>
           <w:bCs/>
           <w:highlight w:val="yellow"/>
+          <w:u w:val="single"/>
           <w:lang w:eastAsia="zh-CN"/>
         </w:rPr>
         <w:t>一一对应（双射）</w:t>
@@ -876,12 +893,14 @@
           <w:b/>
           <w:bCs/>
           <w:highlight w:val="yellow"/>
+          <w:u w:val="single"/>
           <w:lang w:eastAsia="zh-CN"/>
         </w:rPr>
       </w:pPr>
       <w:r>
         <w:rPr>
           <w:highlight w:val="yellow"/>
+          <w:u w:val="single"/>
           <w:lang w:eastAsia="zh-CN"/>
         </w:rPr>
         <w:t>数轴上的点（一维）和平面上的点（二维）</w:t>
@@ -891,6 +910,7 @@
           <w:b/>
           <w:bCs/>
           <w:highlight w:val="yellow"/>
+          <w:u w:val="single"/>
           <w:lang w:eastAsia="zh-CN"/>
         </w:rPr>
         <w:t>确实可以建立一一对应关系</w:t>
@@ -898,6 +918,7 @@
       <w:r>
         <w:rPr>
           <w:highlight w:val="yellow"/>
+          <w:u w:val="single"/>
           <w:lang w:eastAsia="zh-CN"/>
         </w:rPr>
         <w:t>，这是因为它们都是</w:t>
@@ -907,6 +928,7 @@
           <w:b/>
           <w:bCs/>
           <w:highlight w:val="yellow"/>
+          <w:u w:val="single"/>
           <w:lang w:eastAsia="zh-CN"/>
         </w:rPr>
         <w:t>连续统势（c），虽然维度不同，但"点的数量"（无穷意义上的）是一样的。</w:t>
@@ -917,12 +939,14 @@
         <w:spacing w:line="360" w:lineRule="auto"/>
         <w:rPr>
           <w:rFonts w:hint="eastAsia"/>
+          <w:u w:val="single"/>
           <w:lang w:eastAsia="zh-CN"/>
         </w:rPr>
       </w:pPr>
       <w:r>
         <w:rPr>
           <w:highlight w:val="yellow"/>
+          <w:u w:val="single"/>
           <w:lang w:eastAsia="zh-CN"/>
         </w:rPr>
         <w:t>这就是康托尔集合论的革命性发现之一</w:t>
